--- a/figs_tablas/Tabla1.docx
+++ b/figs_tablas/Tabla1.docx
@@ -1575,7 +1575,7 @@
                 <w:szCs w:val="18"/>
                 <w:color w:val="000000"/>
               </w:rPr>
-              <w:t xml:space="preserve">CMNN; DM; ECV; ERC; NPL; OENT; TRA; SU; HO; OCE; GC1; GC2; GC3; GC4; NNE</w:t>
+              <w:t xml:space="preserve">CMNN; DM; ECV; CRD; NPL; OENT; AT; SH; VI; OCE; GC1; GC2; GC3; GC4; NNE</w:t>
             </w:r>
           </w:p>
         </w:tc>

--- a/figs_tablas/Tabla1.docx
+++ b/figs_tablas/Tabla1.docx
@@ -1125,7 +1125,7 @@
                 <w:szCs w:val="18"/>
                 <w:color w:val="000000"/>
               </w:rPr>
-              <w:t xml:space="preserve">Causa básica de muerte</w:t>
+              <w:t xml:space="preserve">Grupo nivel 1</w:t>
             </w:r>
           </w:p>
         </w:tc>
@@ -1180,7 +1180,7 @@
                 <w:szCs w:val="18"/>
                 <w:color w:val="000000"/>
               </w:rPr>
-              <w:t xml:space="preserve">Causa básica de muerte codificada a cuatro dígitos según la CIE-10</w:t>
+              <w:t xml:space="preserve">Clasificación de causas según grandes grupos del GBD-2023</w:t>
             </w:r>
           </w:p>
         </w:tc>
@@ -1235,7 +1235,7 @@
                 <w:szCs w:val="18"/>
                 <w:color w:val="000000"/>
               </w:rPr>
-              <w:t xml:space="preserve">A00.0-Z99.9</w:t>
+              <w:t xml:space="preserve">CMNN; ENT; CE; GC</w:t>
             </w:r>
           </w:p>
         </w:tc>
@@ -1295,7 +1295,7 @@
                 <w:szCs w:val="18"/>
                 <w:color w:val="000000"/>
               </w:rPr>
-              <w:t xml:space="preserve">Grupo de causas</w:t>
+              <w:t xml:space="preserve">Grupo nivel 2</w:t>
             </w:r>
           </w:p>
         </w:tc>
@@ -1350,7 +1350,7 @@
                 <w:szCs w:val="18"/>
                 <w:color w:val="000000"/>
               </w:rPr>
-              <w:t xml:space="preserve">Clasificación de causas según grandes grupos del GBD-2019</w:t>
+              <w:t xml:space="preserve">Clasificación de causas según grupos nivel 2 del GBD-2023</w:t>
             </w:r>
           </w:p>
         </w:tc>
@@ -1405,7 +1405,7 @@
                 <w:szCs w:val="18"/>
                 <w:color w:val="000000"/>
               </w:rPr>
-              <w:t xml:space="preserve">CMNN; ENT; CE; GC</w:t>
+              <w:t xml:space="preserve">INF; MAT-NEO; NUT; NPL; ECV; CRD; DM-CKD; OTR-ENT; TRA; SH-VI; LES-NOINT; GC1; GC2; GC3; GC4; NNE</w:t>
             </w:r>
           </w:p>
         </w:tc>
@@ -1465,7 +1465,7 @@
                 <w:szCs w:val="18"/>
                 <w:color w:val="000000"/>
               </w:rPr>
-              <w:t xml:space="preserve">Subgrupo de causas</w:t>
+              <w:t xml:space="preserve">Causa básica de muerte</w:t>
             </w:r>
           </w:p>
         </w:tc>
@@ -1520,7 +1520,7 @@
                 <w:szCs w:val="18"/>
                 <w:color w:val="000000"/>
               </w:rPr>
-              <w:t xml:space="preserve">Clasificación de causas según grupos nivel 2 del GBD-2019</w:t>
+              <w:t xml:space="preserve">Causa básica de muerte codificada a cuatro dígitos según la CIE-10</w:t>
             </w:r>
           </w:p>
         </w:tc>
@@ -1575,7 +1575,7 @@
                 <w:szCs w:val="18"/>
                 <w:color w:val="000000"/>
               </w:rPr>
-              <w:t xml:space="preserve">CMNN; DM; ECV; CRD; NPL; OENT; AT; SH; VI; OCE; GC1; GC2; GC3; GC4; NNE</w:t>
+              <w:t xml:space="preserve">A00.0-Z99.9</w:t>
             </w:r>
           </w:p>
         </w:tc>
